--- a/p3/submission/thunderbird_package/01_manuscript_blinded.docx
+++ b/p3/submission/thunderbird_package/01_manuscript_blinded.docx
@@ -2,7 +2,7 @@
 <file path=word/document.xml><?xml version="1.0" encoding="utf-8"?>
 <w:document xmlns:w="http://schemas.openxmlformats.org/wordprocessingml/2006/main" xmlns:m="http://schemas.openxmlformats.org/officeDocument/2006/math" xmlns:r="http://schemas.openxmlformats.org/officeDocument/2006/relationships" xmlns:o="urn:schemas-microsoft-com:office:office" xmlns:v="urn:schemas-microsoft-com:vml" xmlns:w10="urn:schemas-microsoft-com:office:word" xmlns:a="http://schemas.openxmlformats.org/drawingml/2006/main" xmlns:pic="http://schemas.openxmlformats.org/drawingml/2006/picture" xmlns:wp="http://schemas.openxmlformats.org/drawingml/2006/wordprocessingDrawing">
   <w:body>
-    <w:bookmarkStart w:id="101" w:name="X0264dbef037d515bdd41c0931e5e2e7c8717b18"/>
+    <w:bookmarkStart w:id="107" w:name="X0264dbef037d515bdd41c0931e5e2e7c8717b18"/>
     <w:p>
       <w:pPr>
         <w:pStyle w:val="Heading1"/>
@@ -283,7 +283,7 @@
       </w:r>
     </w:p>
     <w:bookmarkEnd w:id="21"/>
-    <w:bookmarkStart w:id="26" w:name="X8bf20a63f0decf7b16e99d564b9958ec4fbbb23"/>
+    <w:bookmarkStart w:id="29" w:name="X8bf20a63f0decf7b16e99d564b9958ec4fbbb23"/>
     <w:p>
       <w:pPr>
         <w:pStyle w:val="Heading2"/>
@@ -551,7 +551,7 @@
       </w:r>
     </w:p>
     <w:bookmarkEnd w:id="24"/>
-    <w:bookmarkStart w:id="25" w:name="Xa301591a4bdc42129e76c2a2b73514232150381"/>
+    <w:bookmarkStart w:id="28" w:name="Xa301591a4bdc42129e76c2a2b73514232150381"/>
     <w:p>
       <w:pPr>
         <w:pStyle w:val="Heading3"/>
@@ -617,7 +617,46 @@
         <w:pStyle w:val="BodyText"/>
       </w:pPr>
       <w:r>
-        <w:t xml:space="preserve">Figure 1: Conceptual model</w:t>
+        <w:drawing>
+          <wp:inline>
+            <wp:extent cx="5334000" cy="3913638"/>
+            <wp:effectExtent b="0" l="0" r="0" t="0"/>
+            <wp:docPr descr="Figure 1: Conceptual model" title="" id="26" name="Picture"/>
+            <a:graphic>
+              <a:graphicData uri="http://schemas.openxmlformats.org/drawingml/2006/picture">
+                <pic:pic>
+                  <pic:nvPicPr>
+                    <pic:cNvPr descr="figures/figure_1_conceptual_model.png" id="27" name="Picture"/>
+                    <pic:cNvPicPr>
+                      <a:picLocks noChangeArrowheads="1" noChangeAspect="1"/>
+                    </pic:cNvPicPr>
+                  </pic:nvPicPr>
+                  <pic:blipFill>
+                    <a:blip r:embed="rId25"/>
+                    <a:stretch>
+                      <a:fillRect/>
+                    </a:stretch>
+                  </pic:blipFill>
+                  <pic:spPr bwMode="auto">
+                    <a:xfrm>
+                      <a:off x="0" y="0"/>
+                      <a:ext cx="5334000" cy="3913638"/>
+                    </a:xfrm>
+                    <a:prstGeom prst="rect">
+                      <a:avLst/>
+                    </a:prstGeom>
+                    <a:noFill/>
+                    <a:ln w="9525">
+                      <a:noFill/>
+                      <a:headEnd/>
+                      <a:tailEnd/>
+                    </a:ln>
+                  </pic:spPr>
+                </pic:pic>
+              </a:graphicData>
+            </a:graphic>
+          </wp:inline>
+        </w:drawing>
       </w:r>
     </w:p>
     <w:p>
@@ -651,9 +690,9 @@
         <w:t xml:space="preserve">, 1997). H2 specifies technological capability (TCI_z; Resource-Based View, Barney, 1991) as a level-shifting direct effect and secondary moderator. H4 treats website-based adoption (DAI_z, Tier-1 only) as an exploratory probe of the Digital Capability Lens (Banalieva and Dhanaraj, 2019). Controls (ln firm size, firm age, foreign ownership, sector and wave fixed effects) enter additively. Data: WBES 2009, 2015, 2023; N = 2,958 (pooled), n_wave = 989/956/1,013.</w:t>
       </w:r>
     </w:p>
-    <w:bookmarkEnd w:id="25"/>
-    <w:bookmarkEnd w:id="26"/>
-    <w:bookmarkStart w:id="32" w:name="Xfd2f05febb90fd7f58b14547dd9b33901f267a5"/>
+    <w:bookmarkEnd w:id="28"/>
+    <w:bookmarkEnd w:id="29"/>
+    <w:bookmarkStart w:id="35" w:name="Xfd2f05febb90fd7f58b14547dd9b33901f267a5"/>
     <w:p>
       <w:pPr>
         <w:pStyle w:val="Heading2"/>
@@ -662,7 +701,7 @@
         <w:t xml:space="preserve">3. Data, variables, and empirical strategy</w:t>
       </w:r>
     </w:p>
-    <w:bookmarkStart w:id="27" w:name="X690a6f2a93b97075aa335e9e4cac18d5293d91d"/>
+    <w:bookmarkStart w:id="30" w:name="X690a6f2a93b97075aa335e9e4cac18d5293d91d"/>
     <w:p>
       <w:pPr>
         <w:pStyle w:val="Heading3"/>
@@ -679,8 +718,8 @@
         <w:t xml:space="preserve">The analysis uses harmonised firm-level evidence for Vietnam across three WBES waves: 2009, 2015 and 2023 (World Bank, 2010, 2016, 2024). Wave-specific estimation shows whether relationships are stable or time-specific; pooled estimation identifies average effects. The effective samples are 989 (2009), 956 (2015) and 1,013 (2023); the pooled model contains 2,958 observations.</w:t>
       </w:r>
     </w:p>
-    <w:bookmarkEnd w:id="27"/>
-    <w:bookmarkStart w:id="28" w:name="Xbcf9f12e79107fa2c089aaf13fc6c4fb773f1c2"/>
+    <w:bookmarkEnd w:id="30"/>
+    <w:bookmarkStart w:id="31" w:name="Xbcf9f12e79107fa2c089aaf13fc6c4fb773f1c2"/>
     <w:p>
       <w:pPr>
         <w:pStyle w:val="Heading3"/>
@@ -705,8 +744,8 @@
         <w:t xml:space="preserve">[Insert Table I about here]</w:t>
       </w:r>
     </w:p>
-    <w:bookmarkEnd w:id="28"/>
-    <w:bookmarkStart w:id="29" w:name="Xc5fe1f3cf583535f12a87a680dcd317400b3da2"/>
+    <w:bookmarkEnd w:id="31"/>
+    <w:bookmarkStart w:id="32" w:name="Xc5fe1f3cf583535f12a87a680dcd317400b3da2"/>
     <w:p>
       <w:pPr>
         <w:pStyle w:val="Heading3"/>
@@ -778,8 +817,8 @@
         <w:t xml:space="preserve">, 2010; Wooldridge, 2010).</w:t>
       </w:r>
     </w:p>
-    <w:bookmarkEnd w:id="29"/>
-    <w:bookmarkStart w:id="30" w:name="X5dfcc707f47c17b6c5ab89b577ca56bbb60310f"/>
+    <w:bookmarkEnd w:id="32"/>
+    <w:bookmarkStart w:id="33" w:name="X5dfcc707f47c17b6c5ab89b577ca56bbb60310f"/>
     <w:p>
       <w:pPr>
         <w:pStyle w:val="Heading3"/>
@@ -809,8 +848,8 @@
         <w:t xml:space="preserve">, 2016; Heckman, 1979). Instrumental-variable estimation uses leave-one-out sector × region × wave peer-adoption rates as instruments for DAI and TCI, with first-stage F-statistics of 22–35, well above the Staiger–Stock (1997) threshold of 10. Oster (2019) coefficient-stability bounds show that no focal coefficient changes sign or collapses under plausible unobserved selection. The repeated-cross-section structure precludes within-firm fixed effects, so identification relies on these three complementary approaches; all inferences are described as associations (Shaver, 2020).</w:t>
       </w:r>
     </w:p>
-    <w:bookmarkEnd w:id="30"/>
-    <w:bookmarkStart w:id="31" w:name="X976281aae9d7cc6accc3a8a15180eec1c0b7e58"/>
+    <w:bookmarkEnd w:id="33"/>
+    <w:bookmarkStart w:id="34" w:name="X976281aae9d7cc6accc3a8a15180eec1c0b7e58"/>
     <w:p>
       <w:pPr>
         <w:pStyle w:val="Heading3"/>
@@ -856,9 +895,9 @@
         <w:t xml:space="preserve">, 2021; Shaver, 2020).</w:t>
       </w:r>
     </w:p>
-    <w:bookmarkEnd w:id="31"/>
-    <w:bookmarkEnd w:id="32"/>
-    <w:bookmarkStart w:id="38" w:name="X121719332867ee227f0a04b486098cee978c6e6"/>
+    <w:bookmarkEnd w:id="34"/>
+    <w:bookmarkEnd w:id="35"/>
+    <w:bookmarkStart w:id="44" w:name="X121719332867ee227f0a04b486098cee978c6e6"/>
     <w:p>
       <w:pPr>
         <w:pStyle w:val="Heading2"/>
@@ -883,7 +922,7 @@
         <w:t xml:space="preserve">[Insert Table II about here]</w:t>
       </w:r>
     </w:p>
-    <w:bookmarkStart w:id="33" w:name="X0cdd773083ddb6504e3d3ab10ff1c76267ec612"/>
+    <w:bookmarkStart w:id="36" w:name="X0cdd773083ddb6504e3d3ab10ff1c76267ec612"/>
     <w:p>
       <w:pPr>
         <w:pStyle w:val="Heading3"/>
@@ -937,8 +976,8 @@
         <w:t xml:space="preserve">Taken together, the wave-specific results trace two associations consistent with stage contingency. Foreign-technology / standards capability is positive across all three waves with a modestly attenuating magnitude (TCI_z = 0.215 → 0.128 → 0.123) but moderation that survives in the 2009, 2023 and pooled panels. Website-based digital presence follows a non-monotonic trajectory (strong in 2009, null in 2015, re-emerging in 2023), and its moderation channel materialises only in 2023. A formal pooled wave × focal interaction test suggests that only the DAI direct shifts are cross-wave-distinguishable, so we read the pattern as wave-specific associations consistent with stage contingency rather than a fully cross-wave-identified structural shift.</w:t>
       </w:r>
     </w:p>
-    <w:bookmarkEnd w:id="33"/>
-    <w:bookmarkStart w:id="34" w:name="Xaa4851a9c1b3e08eeca0ab72ae930e2b05bff75"/>
+    <w:bookmarkEnd w:id="36"/>
+    <w:bookmarkStart w:id="40" w:name="Xaa4851a9c1b3e08eeca0ab72ae930e2b05bff75"/>
     <w:p>
       <w:pPr>
         <w:pStyle w:val="Heading3"/>
@@ -997,7 +1036,46 @@
         <w:pStyle w:val="BodyText"/>
       </w:pPr>
       <w:r>
-        <w:t xml:space="preserve">Figure 2: Predicted ln(labour productivity) versus FSTS, by wave and pooled</w:t>
+        <w:drawing>
+          <wp:inline>
+            <wp:extent cx="5334000" cy="3555999"/>
+            <wp:effectExtent b="0" l="0" r="0" t="0"/>
+            <wp:docPr descr="Figure 2: Predicted ln(labour productivity) versus FSTS, by wave and pooled" title="" id="38" name="Picture"/>
+            <a:graphic>
+              <a:graphicData uri="http://schemas.openxmlformats.org/drawingml/2006/picture">
+                <pic:pic>
+                  <pic:nvPicPr>
+                    <pic:cNvPr descr="figures/figure_2d.png" id="39" name="Picture"/>
+                    <pic:cNvPicPr>
+                      <a:picLocks noChangeArrowheads="1" noChangeAspect="1"/>
+                    </pic:cNvPicPr>
+                  </pic:nvPicPr>
+                  <pic:blipFill>
+                    <a:blip r:embed="rId37"/>
+                    <a:stretch>
+                      <a:fillRect/>
+                    </a:stretch>
+                  </pic:blipFill>
+                  <pic:spPr bwMode="auto">
+                    <a:xfrm>
+                      <a:off x="0" y="0"/>
+                      <a:ext cx="5334000" cy="3555999"/>
+                    </a:xfrm>
+                    <a:prstGeom prst="rect">
+                      <a:avLst/>
+                    </a:prstGeom>
+                    <a:noFill/>
+                    <a:ln w="9525">
+                      <a:noFill/>
+                      <a:headEnd/>
+                      <a:tailEnd/>
+                    </a:ln>
+                  </pic:spPr>
+                </pic:pic>
+              </a:graphicData>
+            </a:graphic>
+          </wp:inline>
+        </w:drawing>
       </w:r>
     </w:p>
     <w:p>
@@ -1018,8 +1096,8 @@
         <w:t xml:space="preserve">Predicted ln(labour productivity) as a function of FSTS (M2). Turning points: ≈ 46% (2009), ≈ 39% (2015), ≈ 42% (2023), ≈ 40% (pooled); Lind–Mehlum p = .006 / .009 / .013 / &lt;.001. Wave-specific panels (Figures 2a–2d) are provided in the Supplementary Material.</w:t>
       </w:r>
     </w:p>
-    <w:bookmarkEnd w:id="34"/>
-    <w:bookmarkStart w:id="35" w:name="X41c3dce096fbfa1c0be6a58d0741b2aa56fb860"/>
+    <w:bookmarkEnd w:id="40"/>
+    <w:bookmarkStart w:id="41" w:name="X41c3dce096fbfa1c0be6a58d0741b2aa56fb860"/>
     <w:p>
       <w:pPr>
         <w:pStyle w:val="Heading3"/>
@@ -1102,8 +1180,8 @@
         <w:t xml:space="preserve">[Insert Table III about here]</w:t>
       </w:r>
     </w:p>
-    <w:bookmarkEnd w:id="35"/>
-    <w:bookmarkStart w:id="36" w:name="X3b4c7e0874095eca8ced8b4f3eaf74e392e9461"/>
+    <w:bookmarkEnd w:id="41"/>
+    <w:bookmarkStart w:id="42" w:name="X3b4c7e0874095eca8ced8b4f3eaf74e392e9461"/>
     <w:p>
       <w:pPr>
         <w:pStyle w:val="Heading3"/>
@@ -1120,8 +1198,8 @@
         <w:t xml:space="preserve">The full-sample inverted-U is informative about the joint participation-and-intensity pattern, but its curvature is identified primarily through the participation margin: only ~1.0% of pooled firms sit within ±5 percentage-points of the wave-specific turning points, with the bulk of mass at FSTS = 0. When M2 / M7 / M8 are re-fitted on the exporter-only sub-sample (FSTS &gt; 0; pooled N = 669), the linear FSTS_c term is negative (β = -0.861, p &lt; .001) but the quadratic term is not significant (FSTS_c² β = -0.200, p = .660; M8 joint p = .462). H1a (participation margin) is therefore the dominant productivity-relevant margin; the within-exporter intensity curvature claimed by H1b weakens once participation is netted out. We retain the full-sample inverted-U as the headline regularity but interpret it explicitly through the dual-mechanism lens: most of the productivity differential lies between non-exporters and exporters, with limited additional curvature within the exporter subsample (focal coefficients by wave and pooled are summarised in Table III).</w:t>
       </w:r>
     </w:p>
-    <w:bookmarkEnd w:id="36"/>
-    <w:bookmarkStart w:id="37" w:name="Xa4c02e0b9d1c1dfbd229ca8e93a765eb24721f0"/>
+    <w:bookmarkEnd w:id="42"/>
+    <w:bookmarkStart w:id="43" w:name="Xa4c02e0b9d1c1dfbd229ca8e93a765eb24721f0"/>
     <w:p>
       <w:pPr>
         <w:pStyle w:val="Heading3"/>
@@ -1138,9 +1216,9 @@
         <w:t xml:space="preserve">Four families of robustness checks examine whether central inferences are sensitive to measurement choices, sector composition, export-participation structure, and endogeneity; all are estimated on the same OLS HC1 design and reported in full in the Supplementary Material. In summary: the inverted-U is preserved in both manufacturing and non-manufacturing subsets but is sharper in manufacturing, where the capability and digital-adoption channels are concentrated (Panel G); the exporter-only sub-sample confirms the participation-margin reading (Panel H); innovation-augmented (TCI_full) and transaction-enabling (DAI_rich, 2023) composites reproduce the direction of the headline results (Panels A–B); the Heckman inverse Mills ratio is insignificant (Panel E); and the IV/PSM evidence shows TCI is identification-robust (2SLS β = 1.64, p &lt; .001; matching ATT 0.61–0.64) while DAI attenuates to a null under 2SLS (β = 0.02, p = .94) though it survives matching (ATT 0.30–0.32), consistent with website presence behaving as a context-sensitive, selection-sensitive marker rather than an identification-robust capability.</w:t>
       </w:r>
     </w:p>
-    <w:bookmarkEnd w:id="37"/>
-    <w:bookmarkEnd w:id="38"/>
-    <w:bookmarkStart w:id="39" w:name="X735612638e4e736e4693e459c258977262c0dfc"/>
+    <w:bookmarkEnd w:id="43"/>
+    <w:bookmarkEnd w:id="44"/>
+    <w:bookmarkStart w:id="45" w:name="X735612638e4e736e4693e459c258977262c0dfc"/>
     <w:p>
       <w:pPr>
         <w:pStyle w:val="Heading2"/>
@@ -1229,8 +1307,8 @@
         <w:t xml:space="preserve">The policy reading is tentative, given the associational evidence and single-economy scope. First, export-promotion instruments designed around a uniformly positive internationalisation premium will overshoot in transitional periods such as 2015; targeting support at firms in the entry-cost zone is more consistent with the documented curvature. Second, digital-economy programmes that treat foundational adoption as a sufficient lever are likely attenuated by implementation lag and by the conditional digital channel at higher export intensity; bundling Tier 1–2 adoption with deeper capability upgrading is more consistent with the 2023 pattern. Third, policy evaluation windows matter: a programme assessed only against a 2015-style transitional baseline would understate its long-run contribution, so evaluation in transitional settings must monitor the capability environment, not adoption rates alone.</w:t>
       </w:r>
     </w:p>
-    <w:bookmarkEnd w:id="39"/>
-    <w:bookmarkStart w:id="40" w:name="Xf3d63d3bef15b3e862b66ed5bd48a577996a1bc"/>
+    <w:bookmarkEnd w:id="45"/>
+    <w:bookmarkStart w:id="46" w:name="Xf3d63d3bef15b3e862b66ed5bd48a577996a1bc"/>
     <w:p>
       <w:pPr>
         <w:pStyle w:val="Heading2"/>
@@ -1263,8 +1341,8 @@
         <w:t xml:space="preserve">(2021) hierarchy. Third, the analysis is a single transitional economy: Vietnam is informative precisely because its environment shifted across the window, but the pattern may not generalise to economies on a different trajectory. Fourth, the cross-wave evidence is uneven in statistical strength (the Paternoster z-tests distinguish the DAI fall and recovery, but most other cross-wave differences are marginal), so the comparison rests on directional consistency and on the concentration of the digital signal in 2023; sharper identification is achievable by exploiting the exogenous timing of the 2020 NDTP in a difference-in-differences design (Prime Minister of Vietnam, 2020). Fifth, the sector fixed effects are intentionally broad to keep the cross-wave specification comparable; finer industry-level mechanisms, and cross-setting comparisons with other emerging or digitally advanced economies, require designs that systematically vary institutional transaction costs and digital infrastructure quality.</w:t>
       </w:r>
     </w:p>
-    <w:bookmarkEnd w:id="40"/>
-    <w:bookmarkStart w:id="41" w:name="X19cad7d15381a9dfa000caf49ac5c69889e188d"/>
+    <w:bookmarkEnd w:id="46"/>
+    <w:bookmarkStart w:id="47" w:name="X19cad7d15381a9dfa000caf49ac5c69889e188d"/>
     <w:p>
       <w:pPr>
         <w:pStyle w:val="Heading2"/>
@@ -1281,8 +1359,8 @@
         <w:t xml:space="preserve">This study revisits the internationalisation–performance relationship in Vietnam by treating foreign-technology / standards capability as the primary capability construct and retaining a single-item website-presence indicator only as a baseline digital-presence control, comparing pooled with wave-specific evidence across the 2009 / 2015 / 2023 WBES waves. The relationship is non-monotonic in the full sample, driven primarily by a participation-and-intensity structure rather than by strong within-exporter curvature alone, and the inverted-U turning point is structurally durable: the threshold range clusters within a narrow ~7-percentage-point band (39.3–46.2%) across 14 years of major institutional change. This durability is consistent with deep firm-level constraints (coordination capacity, contract enforcement, and trade-finance access) that change more slowly than the wider operating environment. The results also suggest that technological capability and the baseline website-presence indicator should not be treated as interchangeable: technological capability is comparatively stable and identification-robust, whereas the baseline DAI_z control is more wave-sensitive and attenuates to a null under instrumental-variable estimation, consistent with Tier-1 proxy obsolescence as website ownership diffuses to near-universal levels. Within the constraint of a single binary website indicator, the paper makes no claim about dynamic digital capability moderation; any such test awaits richer Tier 2–4 indicators not currently available cross-wave in the WBES Vietnam instrument.</w:t>
       </w:r>
     </w:p>
-    <w:bookmarkEnd w:id="41"/>
-    <w:bookmarkStart w:id="42" w:name="conflict-of-interest"/>
+    <w:bookmarkEnd w:id="47"/>
+    <w:bookmarkStart w:id="48" w:name="conflict-of-interest"/>
     <w:p>
       <w:pPr>
         <w:pStyle w:val="Heading2"/>
@@ -1299,8 +1377,8 @@
         <w:t xml:space="preserve">The authors declare no conflict of interest.</w:t>
       </w:r>
     </w:p>
-    <w:bookmarkEnd w:id="42"/>
-    <w:bookmarkStart w:id="43" w:name="funding"/>
+    <w:bookmarkEnd w:id="48"/>
+    <w:bookmarkStart w:id="49" w:name="funding"/>
     <w:p>
       <w:pPr>
         <w:pStyle w:val="Heading2"/>
@@ -1317,8 +1395,8 @@
         <w:t xml:space="preserve">This research received no specific grant from any funding agency in the public, commercial, or not-for-profit sectors.</w:t>
       </w:r>
     </w:p>
-    <w:bookmarkEnd w:id="43"/>
-    <w:bookmarkStart w:id="44" w:name="data-availability-statement"/>
+    <w:bookmarkEnd w:id="49"/>
+    <w:bookmarkStart w:id="50" w:name="data-availability-statement"/>
     <w:p>
       <w:pPr>
         <w:pStyle w:val="Heading2"/>
@@ -1335,8 +1413,8 @@
         <w:t xml:space="preserve">The data that support the findings are from the World Bank Enterprise Surveys and are available from the World Bank Enterprise Surveys portal, subject to registration and compliance with the World Bank Enterprise Surveys Data Access Protocol. Because the protocol restricts redistribution of the original data files to third parties, the authors do not redistribute the raw survey files. Replication materials, including variable-construction details, model specifications, and computational outputs, are available from the authors upon reasonable request and may be shared to the extent permitted by the data-access terms.</w:t>
       </w:r>
     </w:p>
-    <w:bookmarkEnd w:id="44"/>
-    <w:bookmarkStart w:id="45" w:name="ethics-statement"/>
+    <w:bookmarkEnd w:id="50"/>
+    <w:bookmarkStart w:id="51" w:name="ethics-statement"/>
     <w:p>
       <w:pPr>
         <w:pStyle w:val="Heading2"/>
@@ -1353,8 +1431,8 @@
         <w:t xml:space="preserve">This study uses secondary, de-identified, firm-level data from the World Bank Enterprise Surveys. It does not involve human participants, identifiable personal data, animals, or biological samples, and therefore did not require institutional ethical approval. The research was conducted in accordance with the data-access terms of the World Bank Enterprise Surveys.</w:t>
       </w:r>
     </w:p>
-    <w:bookmarkEnd w:id="45"/>
-    <w:bookmarkStart w:id="46" w:name="X799c23334c5944d058eaf15944a1408ff96b683"/>
+    <w:bookmarkEnd w:id="51"/>
+    <w:bookmarkStart w:id="52" w:name="X799c23334c5944d058eaf15944a1408ff96b683"/>
     <w:p>
       <w:pPr>
         <w:pStyle w:val="Heading2"/>
@@ -1371,8 +1449,8 @@
         <w:t xml:space="preserve">In preparing this manuscript, the author(s) used Grammarly, a writing-assistance tool, to help correct spelling, grammar, and punctuation in the author(s)' own original text. No generative artificial-intelligence tool was used to generate, draft, or create any substantive content, analysis, or interpretation. All conceptual framing, hypothesis development, empirical analysis, results interpretation, and final wording were produced by the human author(s), who take full responsibility for the content of the publication.</w:t>
       </w:r>
     </w:p>
-    <w:bookmarkEnd w:id="46"/>
-    <w:bookmarkStart w:id="47" w:name="acknowledgements"/>
+    <w:bookmarkEnd w:id="52"/>
+    <w:bookmarkStart w:id="53" w:name="acknowledgements"/>
     <w:p>
       <w:pPr>
         <w:pStyle w:val="Heading2"/>
@@ -1389,8 +1467,8 @@
         <w:t xml:space="preserve">[Acknowledgements removed for blind review; see separately submitted Title Page.]</w:t>
       </w:r>
     </w:p>
-    <w:bookmarkEnd w:id="47"/>
-    <w:bookmarkStart w:id="48" w:name="supplementary-materials"/>
+    <w:bookmarkEnd w:id="53"/>
+    <w:bookmarkStart w:id="54" w:name="supplementary-materials"/>
     <w:p>
       <w:pPr>
         <w:pStyle w:val="Heading2"/>
@@ -1416,8 +1494,8 @@
         <w:t xml:space="preserve">), hosted on Emerald Insight. Replication package and instructions are available from the authors.</w:t>
       </w:r>
     </w:p>
-    <w:bookmarkEnd w:id="48"/>
-    <w:bookmarkStart w:id="100" w:name="references"/>
+    <w:bookmarkEnd w:id="54"/>
+    <w:bookmarkStart w:id="106" w:name="references"/>
     <w:p>
       <w:pPr>
         <w:pStyle w:val="Heading2"/>
@@ -1449,7 +1527,7 @@
       <w:r>
         <w:t xml:space="preserve"> </w:t>
       </w:r>
-      <w:hyperlink r:id="rId49">
+      <w:hyperlink r:id="rId55">
         <w:r>
           <w:rPr>
             <w:rStyle w:val="Hyperlink"/>
@@ -1481,7 +1559,7 @@
       <w:r>
         <w:t xml:space="preserve"> </w:t>
       </w:r>
-      <w:hyperlink r:id="rId50">
+      <w:hyperlink r:id="rId56">
         <w:r>
           <w:rPr>
             <w:rStyle w:val="Hyperlink"/>
@@ -1513,7 +1591,7 @@
       <w:r>
         <w:t xml:space="preserve"> </w:t>
       </w:r>
-      <w:hyperlink r:id="rId51">
+      <w:hyperlink r:id="rId57">
         <w:r>
           <w:rPr>
             <w:rStyle w:val="Hyperlink"/>
@@ -1545,7 +1623,7 @@
       <w:r>
         <w:t xml:space="preserve"> </w:t>
       </w:r>
-      <w:hyperlink r:id="rId52">
+      <w:hyperlink r:id="rId58">
         <w:r>
           <w:rPr>
             <w:rStyle w:val="Hyperlink"/>
@@ -1577,7 +1655,7 @@
       <w:r>
         <w:t xml:space="preserve"> </w:t>
       </w:r>
-      <w:hyperlink r:id="rId53">
+      <w:hyperlink r:id="rId59">
         <w:r>
           <w:rPr>
             <w:rStyle w:val="Hyperlink"/>
@@ -1609,7 +1687,7 @@
       <w:r>
         <w:t xml:space="preserve"> </w:t>
       </w:r>
-      <w:hyperlink r:id="rId54">
+      <w:hyperlink r:id="rId60">
         <w:r>
           <w:rPr>
             <w:rStyle w:val="Hyperlink"/>
@@ -1641,7 +1719,7 @@
       <w:r>
         <w:t xml:space="preserve"> </w:t>
       </w:r>
-      <w:hyperlink r:id="rId55">
+      <w:hyperlink r:id="rId61">
         <w:r>
           <w:rPr>
             <w:rStyle w:val="Hyperlink"/>
@@ -1673,7 +1751,7 @@
       <w:r>
         <w:t xml:space="preserve"> </w:t>
       </w:r>
-      <w:hyperlink r:id="rId56">
+      <w:hyperlink r:id="rId62">
         <w:r>
           <w:rPr>
             <w:rStyle w:val="Hyperlink"/>
@@ -1705,7 +1783,7 @@
       <w:r>
         <w:t xml:space="preserve"> </w:t>
       </w:r>
-      <w:hyperlink r:id="rId57">
+      <w:hyperlink r:id="rId63">
         <w:r>
           <w:rPr>
             <w:rStyle w:val="Hyperlink"/>
@@ -1737,7 +1815,7 @@
       <w:r>
         <w:t xml:space="preserve"> </w:t>
       </w:r>
-      <w:hyperlink r:id="rId58">
+      <w:hyperlink r:id="rId64">
         <w:r>
           <w:rPr>
             <w:rStyle w:val="Hyperlink"/>
@@ -1769,7 +1847,7 @@
       <w:r>
         <w:t xml:space="preserve"> </w:t>
       </w:r>
-      <w:hyperlink r:id="rId59">
+      <w:hyperlink r:id="rId65">
         <w:r>
           <w:rPr>
             <w:rStyle w:val="Hyperlink"/>
@@ -1801,7 +1879,7 @@
       <w:r>
         <w:t xml:space="preserve"> </w:t>
       </w:r>
-      <w:hyperlink r:id="rId60">
+      <w:hyperlink r:id="rId66">
         <w:r>
           <w:rPr>
             <w:rStyle w:val="Hyperlink"/>
@@ -1833,7 +1911,7 @@
       <w:r>
         <w:t xml:space="preserve"> </w:t>
       </w:r>
-      <w:hyperlink r:id="rId61">
+      <w:hyperlink r:id="rId67">
         <w:r>
           <w:rPr>
             <w:rStyle w:val="Hyperlink"/>
@@ -1865,7 +1943,7 @@
       <w:r>
         <w:t xml:space="preserve"> </w:t>
       </w:r>
-      <w:hyperlink r:id="rId62">
+      <w:hyperlink r:id="rId68">
         <w:r>
           <w:rPr>
             <w:rStyle w:val="Hyperlink"/>
@@ -1900,7 +1978,7 @@
       <w:r>
         <w:t xml:space="preserve"> </w:t>
       </w:r>
-      <w:hyperlink r:id="rId63">
+      <w:hyperlink r:id="rId69">
         <w:r>
           <w:rPr>
             <w:rStyle w:val="Hyperlink"/>
@@ -1932,7 +2010,7 @@
       <w:r>
         <w:t xml:space="preserve"> </w:t>
       </w:r>
-      <w:hyperlink r:id="rId64">
+      <w:hyperlink r:id="rId70">
         <w:r>
           <w:rPr>
             <w:rStyle w:val="Hyperlink"/>
@@ -1964,7 +2042,7 @@
       <w:r>
         <w:t xml:space="preserve"> </w:t>
       </w:r>
-      <w:hyperlink r:id="rId65">
+      <w:hyperlink r:id="rId71">
         <w:r>
           <w:rPr>
             <w:rStyle w:val="Hyperlink"/>
@@ -1996,7 +2074,7 @@
       <w:r>
         <w:t xml:space="preserve"> </w:t>
       </w:r>
-      <w:hyperlink r:id="rId66">
+      <w:hyperlink r:id="rId72">
         <w:r>
           <w:rPr>
             <w:rStyle w:val="Hyperlink"/>
@@ -2028,7 +2106,7 @@
       <w:r>
         <w:t xml:space="preserve"> </w:t>
       </w:r>
-      <w:hyperlink r:id="rId67">
+      <w:hyperlink r:id="rId73">
         <w:r>
           <w:rPr>
             <w:rStyle w:val="Hyperlink"/>
@@ -2060,7 +2138,7 @@
       <w:r>
         <w:t xml:space="preserve"> </w:t>
       </w:r>
-      <w:hyperlink r:id="rId68">
+      <w:hyperlink r:id="rId74">
         <w:r>
           <w:rPr>
             <w:rStyle w:val="Hyperlink"/>
@@ -2092,7 +2170,7 @@
       <w:r>
         <w:t xml:space="preserve"> </w:t>
       </w:r>
-      <w:hyperlink r:id="rId69">
+      <w:hyperlink r:id="rId75">
         <w:r>
           <w:rPr>
             <w:rStyle w:val="Hyperlink"/>
@@ -2127,7 +2205,7 @@
       <w:r>
         <w:t xml:space="preserve"> </w:t>
       </w:r>
-      <w:hyperlink r:id="rId70">
+      <w:hyperlink r:id="rId76">
         <w:r>
           <w:rPr>
             <w:rStyle w:val="Hyperlink"/>
@@ -2165,7 +2243,7 @@
       <w:r>
         <w:t xml:space="preserve"> </w:t>
       </w:r>
-      <w:hyperlink r:id="rId71">
+      <w:hyperlink r:id="rId77">
         <w:r>
           <w:rPr>
             <w:rStyle w:val="Hyperlink"/>
@@ -2197,7 +2275,7 @@
       <w:r>
         <w:t xml:space="preserve"> </w:t>
       </w:r>
-      <w:hyperlink r:id="rId72">
+      <w:hyperlink r:id="rId78">
         <w:r>
           <w:rPr>
             <w:rStyle w:val="Hyperlink"/>
@@ -2229,7 +2307,7 @@
       <w:r>
         <w:t xml:space="preserve"> </w:t>
       </w:r>
-      <w:hyperlink r:id="rId73">
+      <w:hyperlink r:id="rId79">
         <w:r>
           <w:rPr>
             <w:rStyle w:val="Hyperlink"/>
@@ -2261,7 +2339,7 @@
       <w:r>
         <w:t xml:space="preserve"> </w:t>
       </w:r>
-      <w:hyperlink r:id="rId74">
+      <w:hyperlink r:id="rId80">
         <w:r>
           <w:rPr>
             <w:rStyle w:val="Hyperlink"/>
@@ -2293,7 +2371,7 @@
       <w:r>
         <w:t xml:space="preserve"> </w:t>
       </w:r>
-      <w:hyperlink r:id="rId75">
+      <w:hyperlink r:id="rId81">
         <w:r>
           <w:rPr>
             <w:rStyle w:val="Hyperlink"/>
@@ -2325,7 +2403,7 @@
       <w:r>
         <w:t xml:space="preserve"> </w:t>
       </w:r>
-      <w:hyperlink r:id="rId76">
+      <w:hyperlink r:id="rId82">
         <w:r>
           <w:rPr>
             <w:rStyle w:val="Hyperlink"/>
@@ -2357,7 +2435,7 @@
       <w:r>
         <w:t xml:space="preserve"> </w:t>
       </w:r>
-      <w:hyperlink r:id="rId77">
+      <w:hyperlink r:id="rId83">
         <w:r>
           <w:rPr>
             <w:rStyle w:val="Hyperlink"/>
@@ -2389,7 +2467,7 @@
       <w:r>
         <w:t xml:space="preserve"> </w:t>
       </w:r>
-      <w:hyperlink r:id="rId78">
+      <w:hyperlink r:id="rId84">
         <w:r>
           <w:rPr>
             <w:rStyle w:val="Hyperlink"/>
@@ -2421,7 +2499,7 @@
       <w:r>
         <w:t xml:space="preserve"> </w:t>
       </w:r>
-      <w:hyperlink r:id="rId79">
+      <w:hyperlink r:id="rId85">
         <w:r>
           <w:rPr>
             <w:rStyle w:val="Hyperlink"/>
@@ -2453,7 +2531,7 @@
       <w:r>
         <w:t xml:space="preserve"> </w:t>
       </w:r>
-      <w:hyperlink r:id="rId80">
+      <w:hyperlink r:id="rId86">
         <w:r>
           <w:rPr>
             <w:rStyle w:val="Hyperlink"/>
@@ -2485,7 +2563,7 @@
       <w:r>
         <w:t xml:space="preserve"> </w:t>
       </w:r>
-      <w:hyperlink r:id="rId81">
+      <w:hyperlink r:id="rId87">
         <w:r>
           <w:rPr>
             <w:rStyle w:val="Hyperlink"/>
@@ -2517,7 +2595,7 @@
       <w:r>
         <w:t xml:space="preserve"> </w:t>
       </w:r>
-      <w:hyperlink r:id="rId82">
+      <w:hyperlink r:id="rId88">
         <w:r>
           <w:rPr>
             <w:rStyle w:val="Hyperlink"/>
@@ -2536,7 +2614,7 @@
       <w:r>
         <w:t xml:space="preserve"> </w:t>
       </w:r>
-      <w:hyperlink r:id="rId83">
+      <w:hyperlink r:id="rId89">
         <w:r>
           <w:rPr>
             <w:rStyle w:val="Hyperlink"/>
@@ -2574,7 +2652,7 @@
       <w:r>
         <w:t xml:space="preserve"> </w:t>
       </w:r>
-      <w:hyperlink r:id="rId84">
+      <w:hyperlink r:id="rId90">
         <w:r>
           <w:rPr>
             <w:rStyle w:val="Hyperlink"/>
@@ -2606,7 +2684,7 @@
       <w:r>
         <w:t xml:space="preserve"> </w:t>
       </w:r>
-      <w:hyperlink r:id="rId85">
+      <w:hyperlink r:id="rId91">
         <w:r>
           <w:rPr>
             <w:rStyle w:val="Hyperlink"/>
@@ -2638,7 +2716,7 @@
       <w:r>
         <w:t xml:space="preserve"> </w:t>
       </w:r>
-      <w:hyperlink r:id="rId86">
+      <w:hyperlink r:id="rId92">
         <w:r>
           <w:rPr>
             <w:rStyle w:val="Hyperlink"/>
@@ -2670,7 +2748,7 @@
       <w:r>
         <w:t xml:space="preserve"> </w:t>
       </w:r>
-      <w:hyperlink r:id="rId87">
+      <w:hyperlink r:id="rId93">
         <w:r>
           <w:rPr>
             <w:rStyle w:val="Hyperlink"/>
@@ -2702,7 +2780,7 @@
       <w:r>
         <w:t xml:space="preserve"> </w:t>
       </w:r>
-      <w:hyperlink r:id="rId88">
+      <w:hyperlink r:id="rId94">
         <w:r>
           <w:rPr>
             <w:rStyle w:val="Hyperlink"/>
@@ -2734,7 +2812,7 @@
       <w:r>
         <w:t xml:space="preserve"> </w:t>
       </w:r>
-      <w:hyperlink r:id="rId89">
+      <w:hyperlink r:id="rId95">
         <w:r>
           <w:rPr>
             <w:rStyle w:val="Hyperlink"/>
@@ -2766,7 +2844,7 @@
       <w:r>
         <w:t xml:space="preserve"> </w:t>
       </w:r>
-      <w:hyperlink r:id="rId90">
+      <w:hyperlink r:id="rId96">
         <w:r>
           <w:rPr>
             <w:rStyle w:val="Hyperlink"/>
@@ -2798,7 +2876,7 @@
       <w:r>
         <w:t xml:space="preserve"> </w:t>
       </w:r>
-      <w:hyperlink r:id="rId91">
+      <w:hyperlink r:id="rId97">
         <w:r>
           <w:rPr>
             <w:rStyle w:val="Hyperlink"/>
@@ -2830,7 +2908,7 @@
       <w:r>
         <w:t xml:space="preserve"> </w:t>
       </w:r>
-      <w:hyperlink r:id="rId92">
+      <w:hyperlink r:id="rId98">
         <w:r>
           <w:rPr>
             <w:rStyle w:val="Hyperlink"/>
@@ -2862,7 +2940,7 @@
       <w:r>
         <w:t xml:space="preserve"> </w:t>
       </w:r>
-      <w:hyperlink r:id="rId93">
+      <w:hyperlink r:id="rId99">
         <w:r>
           <w:rPr>
             <w:rStyle w:val="Hyperlink"/>
@@ -2894,7 +2972,7 @@
       <w:r>
         <w:t xml:space="preserve"> </w:t>
       </w:r>
-      <w:hyperlink r:id="rId94">
+      <w:hyperlink r:id="rId100">
         <w:r>
           <w:rPr>
             <w:rStyle w:val="Hyperlink"/>
@@ -2968,7 +3046,7 @@
       <w:r>
         <w:t xml:space="preserve"> </w:t>
       </w:r>
-      <w:hyperlink r:id="rId95">
+      <w:hyperlink r:id="rId101">
         <w:r>
           <w:rPr>
             <w:rStyle w:val="Hyperlink"/>
@@ -3006,7 +3084,7 @@
       <w:r>
         <w:t xml:space="preserve"> </w:t>
       </w:r>
-      <w:hyperlink r:id="rId95">
+      <w:hyperlink r:id="rId101">
         <w:r>
           <w:rPr>
             <w:rStyle w:val="Hyperlink"/>
@@ -3044,7 +3122,7 @@
       <w:r>
         <w:t xml:space="preserve"> </w:t>
       </w:r>
-      <w:hyperlink r:id="rId95">
+      <w:hyperlink r:id="rId101">
         <w:r>
           <w:rPr>
             <w:rStyle w:val="Hyperlink"/>
@@ -3085,7 +3163,7 @@
       <w:r>
         <w:t xml:space="preserve"> </w:t>
       </w:r>
-      <w:hyperlink r:id="rId96">
+      <w:hyperlink r:id="rId102">
         <w:r>
           <w:rPr>
             <w:rStyle w:val="Hyperlink"/>
@@ -3123,7 +3201,7 @@
       <w:r>
         <w:t xml:space="preserve"> </w:t>
       </w:r>
-      <w:hyperlink r:id="rId97">
+      <w:hyperlink r:id="rId103">
         <w:r>
           <w:rPr>
             <w:rStyle w:val="Hyperlink"/>
@@ -3155,7 +3233,7 @@
       <w:r>
         <w:t xml:space="preserve"> </w:t>
       </w:r>
-      <w:hyperlink r:id="rId98">
+      <w:hyperlink r:id="rId104">
         <w:r>
           <w:rPr>
             <w:rStyle w:val="Hyperlink"/>
@@ -3187,7 +3265,7 @@
       <w:r>
         <w:t xml:space="preserve"> </w:t>
       </w:r>
-      <w:hyperlink r:id="rId99">
+      <w:hyperlink r:id="rId105">
         <w:r>
           <w:rPr>
             <w:rStyle w:val="Hyperlink"/>
@@ -3196,8 +3274,8 @@
         </w:r>
       </w:hyperlink>
     </w:p>
-    <w:bookmarkEnd w:id="100"/>
-    <w:bookmarkEnd w:id="101"/>
+    <w:bookmarkEnd w:id="106"/>
+    <w:bookmarkEnd w:id="107"/>
     <w:sectPr/>
   </w:body>
 </w:document>

--- a/p3/submission/thunderbird_package/01_manuscript_blinded.docx
+++ b/p3/submission/thunderbird_package/01_manuscript_blinded.docx
@@ -591,7 +591,7 @@
         <w:t xml:space="preserve">construct obsolescence under population diffusion</w:t>
       </w:r>
       <w:r>
-        <w:t xml:space="preserve">: as website ownership approaches near-universal levels, c22b functions as an organisational hygiene marker rather than a differentiating signal. The 2009 / 2015 / 2023 design cannot fully separate the two channels, and both readings are treated as legitimate within the limits of the data.</w:t>
+        <w:t xml:space="preserve">: as website ownership broadens across the firm population (though still only about half of firms by 2023), c22b may function increasingly as an organisational hygiene marker rather than a differentiating signal; with adoption only near half, this reading remains tentative. The 2009 / 2015 / 2023 design cannot fully separate the two channels, and both readings are treated as legitimate within the limits of the data.</w:t>
       </w:r>
     </w:p>
     <w:p>
@@ -965,7 +965,7 @@
         <w:pStyle w:val="BodyText"/>
       </w:pPr>
       <w:r>
-        <w:t xml:space="preserve">The 2023 wave is where the digital-moderation signal emerges most sharply. M2 again indicates a clear inverted-U (FSTS_c β = 0.962, p = .039; FSTS_c² β = -1.686, p = .008; Lind–Mehlum p = .013). In M7 both capability dimensions are positive (TCI_z β = 0.123, p = .006; DAI_z β = 0.095, p = .038). When the DAI interactions are added in M8, the linear interaction is negative and individually significant (FSTS_c × DAI_z = -0.912, p = .043), the quadratic interaction positive but not significant (FSTS_c² × DAI_z = 1.043, p = .099), and the joint test above .05 (M4 joint p = .102; M8 joint p = .062). By 2023, basic digital adoption becomes more conditional on export intensity: beyond moderate FSTS, the productivity contribution of basic digital presence attenuates. A complementary interpretation, consistent with the 2SLS null for instrumented DAI (β = 0.018, p = .942), is proxy obsolescence: website presence has become a minimum-threshold credential rather than a capability differentiator as Tier-1 adoption diffuses to near-universal levels.</w:t>
+        <w:t xml:space="preserve">The 2023 wave is where the digital-moderation signal emerges most sharply. M2 again indicates a clear inverted-U (FSTS_c β = 0.962, p = .039; FSTS_c² β = -1.686, p = .008; Lind–Mehlum p = .013). In M7 both capability dimensions are positive (TCI_z β = 0.123, p = .006; DAI_z β = 0.095, p = .038). When the DAI interactions are added in M8, the linear interaction is negative and individually significant (FSTS_c × DAI_z = -0.912, p = .043), the quadratic interaction positive but not significant (FSTS_c² × DAI_z = 1.043, p = .099), and the joint test above .05 (M4 joint p = .102; M8 joint p = .062). By 2023, basic digital adoption becomes more conditional on export intensity: beyond moderate FSTS, the productivity contribution of basic digital presence attenuates. A complementary interpretation, consistent with the 2SLS null for instrumented DAI (β = 0.018, p = .942), is proxy obsolescence: website presence has become a minimum-threshold credential rather than a capability differentiator as Tier-1 adoption diffuses to roughly half of firms.</w:t>
       </w:r>
     </w:p>
     <w:p>
@@ -1356,7 +1356,7 @@
         <w:pStyle w:val="FirstParagraph"/>
       </w:pPr>
       <w:r>
-        <w:t xml:space="preserve">This study revisits the internationalisation–performance relationship in Vietnam by treating foreign-technology / standards capability as the primary capability construct and retaining a single-item website-presence indicator only as a baseline digital-presence control, comparing pooled with wave-specific evidence across the 2009 / 2015 / 2023 WBES waves. The relationship is non-monotonic in the full sample, driven primarily by a participation-and-intensity structure rather than by strong within-exporter curvature alone, and the inverted-U turning point is structurally durable: the threshold range clusters within a narrow ~7-percentage-point band (39.3–46.2%) across 14 years of major institutional change. This durability is consistent with deep firm-level constraints (coordination capacity, contract enforcement, and trade-finance access) that change more slowly than the wider operating environment. The results also suggest that technological capability and the baseline website-presence indicator should not be treated as interchangeable: technological capability is comparatively stable and identification-robust, whereas the baseline DAI_z control is more wave-sensitive and attenuates to a null under instrumental-variable estimation, consistent with Tier-1 proxy obsolescence as website ownership diffuses to near-universal levels. Within the constraint of a single binary website indicator, the paper makes no claim about dynamic digital capability moderation; any such test awaits richer Tier 2–4 indicators not currently available cross-wave in the WBES Vietnam instrument.</w:t>
+        <w:t xml:space="preserve">This study revisits the internationalisation–performance relationship in Vietnam by treating foreign-technology / standards capability as the primary capability construct and retaining a single-item website-presence indicator only as a baseline digital-presence control, comparing pooled with wave-specific evidence across the 2009 / 2015 / 2023 WBES waves. The relationship is non-monotonic in the full sample, driven primarily by a participation-and-intensity structure rather than by strong within-exporter curvature alone, and the inverted-U turning point is structurally durable: the threshold range clusters within a narrow ~7-percentage-point band (39.3–46.2%) across 14 years of major institutional change. This durability is consistent with deep firm-level constraints (coordination capacity, contract enforcement, and trade-finance access) that change more slowly than the wider operating environment. The results also suggest that technological capability and the baseline website-presence indicator should not be treated as interchangeable: technological capability is comparatively stable and identification-robust, whereas the baseline DAI_z control is more wave-sensitive and attenuates to a null under instrumental-variable estimation, consistent with partial Tier-1 proxy obsolescence as website ownership broadens toward roughly half the firm population. Within the constraint of a single binary website indicator, the paper makes no claim about dynamic digital capability moderation; any such test awaits richer Tier 2–4 indicators not currently available cross-wave in the WBES Vietnam instrument.</w:t>
       </w:r>
     </w:p>
     <w:bookmarkEnd w:id="47"/>
